--- a/james-matthew-dela-torre-resume.docx
+++ b/james-matthew-dela-torre-resume.docx
@@ -1047,105 +1047,6 @@
         </w:pict>
       </w:r>
     </w:p>
-    <w:p>
-      <w:pPr>
-        <w:rPr>
-          <w:b/>
-          <w:bCs/>
-        </w:rPr>
-      </w:pPr>
-      <w:r>
-        <w:rPr>
-          <w:b/>
-          <w:bCs/>
-        </w:rPr>
-        <w:t>AVAILABILITY</w:t>
-      </w:r>
-    </w:p>
-    <w:p>
-      <w:pPr>
-        <w:numPr>
-          <w:ilvl w:val="0"/>
-          <w:numId w:val="13"/>
-        </w:numPr>
-        <w:rPr>
-          <w:b/>
-          <w:bCs/>
-        </w:rPr>
-      </w:pPr>
-      <w:r>
-        <w:rPr>
-          <w:b/>
-          <w:bCs/>
-        </w:rPr>
-        <w:t>Internship Type: Remote / On-site</w:t>
-      </w:r>
-    </w:p>
-    <w:p>
-      <w:pPr>
-        <w:numPr>
-          <w:ilvl w:val="0"/>
-          <w:numId w:val="13"/>
-        </w:numPr>
-        <w:rPr>
-          <w:b/>
-          <w:bCs/>
-        </w:rPr>
-      </w:pPr>
-      <w:r>
-        <w:rPr>
-          <w:b/>
-          <w:bCs/>
-        </w:rPr>
-        <w:t>Start Date: March</w:t>
-      </w:r>
-    </w:p>
-    <w:p>
-      <w:pPr>
-        <w:numPr>
-          <w:ilvl w:val="0"/>
-          <w:numId w:val="13"/>
-        </w:numPr>
-        <w:rPr>
-          <w:b/>
-          <w:bCs/>
-        </w:rPr>
-      </w:pPr>
-      <w:r>
-        <w:rPr>
-          <w:b/>
-          <w:bCs/>
-        </w:rPr>
-        <w:t xml:space="preserve">Required OJT Hours: </w:t>
-      </w:r>
-      <w:r>
-        <w:rPr>
-          <w:b/>
-          <w:bCs/>
-        </w:rPr>
-        <w:t>400 Hours</w:t>
-      </w:r>
-    </w:p>
-    <w:p>
-      <w:pPr>
-        <w:numPr>
-          <w:ilvl w:val="0"/>
-          <w:numId w:val="13"/>
-        </w:numPr>
-        <w:rPr>
-          <w:b/>
-          <w:bCs/>
-        </w:rPr>
-      </w:pPr>
-      <w:r>
-        <w:rPr>
-          <w:b/>
-          <w:bCs/>
-        </w:rPr>
-        <w:t>School Requirements: Can provide MOA, evaluation forms, progress reports, and supervisor evaluation</w:t>
-      </w:r>
-    </w:p>
-    <w:p/>
     <w:sectPr>
       <w:pgSz w:w="12240" w:h="15840"/>
       <w:pgMar w:top="720" w:right="720" w:bottom="720" w:left="720" w:header="708" w:footer="708" w:gutter="0"/>

--- a/james-matthew-dela-torre-resume.docx
+++ b/james-matthew-dela-torre-resume.docx
@@ -528,18 +528,131 @@
       </w:r>
     </w:p>
     <w:p>
-      <w:pPr>
-        <w:rPr>
-          <w:b/>
-          <w:bCs/>
-        </w:rPr>
-      </w:pPr>
-      <w:r>
-        <w:rPr>
-          <w:b/>
-          <w:bCs/>
-        </w:rPr>
-        <w:t>PROJECTS (GitHub-based)</w:t>
+      <w:r>
+        <w:rPr>
+          <w:b/>
+          <w:sz w:val="22"/>
+        </w:rPr>
+        <w:t>FEATURED PRODUCTION WEBSITES</w:t>
+      </w:r>
+    </w:p>
+    <w:p>
+      <w:r>
+        <w:rPr>
+          <w:b/>
+          <w:sz w:val="21"/>
+        </w:rPr>
+        <w:t>PC BIZPH – Business Website | pcbizph.com</w:t>
+      </w:r>
+    </w:p>
+    <w:p>
+      <w:pPr>
+        <w:numPr>
+          <w:ilvl w:val="0"/>
+          <w:numId w:val="1"/>
+        </w:numPr>
+      </w:pPr>
+      <w:r>
+        <w:rPr>
+          <w:b w:val="0"/>
+          <w:sz w:val="21"/>
+        </w:rPr>
+        <w:t>Designed and built a production business website and digital customer experience for a computer retail business.</w:t>
+      </w:r>
+    </w:p>
+    <w:p>
+      <w:r>
+        <w:rPr>
+          <w:b/>
+          <w:sz w:val="21"/>
+        </w:rPr>
+        <w:t>LNSC Laptops – Multi-Branch Laptop Retail Website | lnsclaptops.com</w:t>
+      </w:r>
+    </w:p>
+    <w:p>
+      <w:pPr>
+        <w:numPr>
+          <w:ilvl w:val="0"/>
+          <w:numId w:val="1"/>
+        </w:numPr>
+      </w:pPr>
+      <w:r>
+        <w:rPr>
+          <w:b w:val="0"/>
+          <w:sz w:val="21"/>
+        </w:rPr>
+        <w:t>Built an e-commerce-focused website supporting a multi-branch laptop retail business.</w:t>
+      </w:r>
+    </w:p>
+    <w:p>
+      <w:r>
+        <w:rPr>
+          <w:b/>
+          <w:sz w:val="21"/>
+        </w:rPr>
+        <w:t>SmartInfo Arellano – University Web Platform &amp; Mobile Application | smartinfoarellano.tech</w:t>
+      </w:r>
+    </w:p>
+    <w:p>
+      <w:pPr>
+        <w:numPr>
+          <w:ilvl w:val="0"/>
+          <w:numId w:val="1"/>
+        </w:numPr>
+      </w:pPr>
+      <w:r>
+        <w:rPr>
+          <w:b w:val="0"/>
+          <w:sz w:val="21"/>
+        </w:rPr>
+        <w:t>Developed a university-focused web platform with a companion mobile application for student-facing information and digital services.</w:t>
+      </w:r>
+    </w:p>
+    <w:p>
+      <w:r>
+        <w:rPr>
+          <w:b/>
+          <w:sz w:val="21"/>
+        </w:rPr>
+        <w:t>ISCC Learn – Online Learning Platform | iscc-learn.online</w:t>
+      </w:r>
+    </w:p>
+    <w:p>
+      <w:pPr>
+        <w:numPr>
+          <w:ilvl w:val="0"/>
+          <w:numId w:val="1"/>
+        </w:numPr>
+      </w:pPr>
+      <w:r>
+        <w:rPr>
+          <w:b w:val="0"/>
+          <w:sz w:val="21"/>
+        </w:rPr>
+        <w:t>Built an education-focused online learning platform for digital course and learning experiences.</w:t>
+      </w:r>
+    </w:p>
+    <w:p>
+      <w:r>
+        <w:rPr>
+          <w:b w:val="0"/>
+          <w:sz w:val="21"/>
+        </w:rPr>
+      </w:r>
+    </w:p>
+    <w:p>
+      <w:pPr>
+        <w:rPr>
+          <w:b/>
+          <w:bCs/>
+        </w:rPr>
+      </w:pPr>
+      <w:r>
+        <w:rPr>
+          <w:b/>
+          <w:sz w:val="22"/>
+        </w:rPr>
+        <w:t>OTHER PROJECTS (GitHub)</w:t>
       </w:r>
     </w:p>
     <w:p>
